--- a/script/manuscript/Eves Ballad scriptact -.docx
+++ b/script/manuscript/Eves Ballad scriptact -.docx
@@ -4430,10 +4430,7 @@
         <w:jc w:val="center"/>
       </w:pPr>
       <w:r>
-        <w:t>14</w:t>
-      </w:r>
-      <w:r>
-        <w:t>.</w:t>
+        <w:t>14.</w:t>
       </w:r>
     </w:p>
     <w:p>
@@ -4584,8 +4581,16 @@
         <w:spacing w:after="120" w:line="259" w:lineRule="auto"/>
         <w:ind w:left="10" w:right="407"/>
       </w:pPr>
-      <w:r>
-        <w:t>WOLVES, between the trees.</w:t>
+      <w:proofErr w:type="gramStart"/>
+      <w:r>
+        <w:t xml:space="preserve">Wolves </w:t>
+      </w:r>
+      <w:r>
+        <w:t>,</w:t>
+      </w:r>
+      <w:proofErr w:type="gramEnd"/>
+      <w:r>
+        <w:t xml:space="preserve"> between the trees.</w:t>
       </w:r>
     </w:p>
     <w:p>
@@ -6050,6 +6055,555 @@
       </w:pPr>
       <w:r>
         <w:t>He disappears.</w:t>
+      </w:r>
+    </w:p>
+    <w:p>
+      <w:pPr>
+        <w:spacing w:after="120" w:line="259" w:lineRule="auto"/>
+        <w:ind w:left="10" w:right="407"/>
+      </w:pPr>
+      <w:r>
+        <w:t>Magdalene pauses, staring at the fading light.</w:t>
+      </w:r>
+    </w:p>
+    <w:p>
+      <w:pPr>
+        <w:spacing w:after="120" w:line="259" w:lineRule="auto"/>
+        <w:ind w:left="10" w:right="407"/>
+        <w:jc w:val="center"/>
+      </w:pPr>
+      <w:r>
+        <w:t>MAGDALENE</w:t>
+      </w:r>
+      <w:r>
+        <w:br/>
+        <w:t>No… not safe.</w:t>
+      </w:r>
+    </w:p>
+    <w:p>
+      <w:pPr>
+        <w:spacing w:after="120" w:line="259" w:lineRule="auto"/>
+        <w:ind w:left="10" w:right="407"/>
+      </w:pPr>
+      <w:r>
+        <w:t>She turns back.</w:t>
+      </w:r>
+    </w:p>
+    <w:p>
+      <w:pPr>
+        <w:spacing w:after="120" w:line="259" w:lineRule="auto"/>
+        <w:ind w:left="10" w:right="407"/>
+      </w:pPr>
+      <w:r>
+        <w:t>Returns to the fork.</w:t>
+      </w:r>
+    </w:p>
+    <w:p>
+      <w:pPr>
+        <w:spacing w:after="120" w:line="259" w:lineRule="auto"/>
+        <w:ind w:left="10" w:right="407"/>
+      </w:pPr>
+      <w:r>
+        <w:t>This time, she takes the left path.</w:t>
+      </w:r>
+    </w:p>
+    <w:p>
+      <w:pPr>
+        <w:spacing w:after="120" w:line="259" w:lineRule="auto"/>
+        <w:ind w:left="10" w:right="407"/>
+      </w:pPr>
+      <w:r>
+        <w:t>The forest thins.</w:t>
+      </w:r>
+    </w:p>
+    <w:p>
+      <w:pPr>
+        <w:spacing w:after="120" w:line="259" w:lineRule="auto"/>
+        <w:ind w:left="10" w:right="407"/>
+      </w:pPr>
+      <w:r>
+        <w:t>The ground rises.</w:t>
+      </w:r>
+    </w:p>
+    <w:p>
+      <w:pPr>
+        <w:spacing w:after="120" w:line="259" w:lineRule="auto"/>
+        <w:ind w:left="10" w:right="407"/>
+      </w:pPr>
+      <w:r>
+        <w:t>Stone replaces soil.</w:t>
+      </w:r>
+    </w:p>
+    <w:p>
+      <w:pPr>
+        <w:spacing w:after="120" w:line="259" w:lineRule="auto"/>
+        <w:ind w:left="10" w:right="407"/>
+      </w:pPr>
+      <w:r>
+        <w:t>Ahead—</w:t>
+      </w:r>
+    </w:p>
+    <w:p>
+      <w:pPr>
+        <w:spacing w:after="120" w:line="259" w:lineRule="auto"/>
+        <w:ind w:left="10" w:right="407"/>
+      </w:pPr>
+      <w:r>
+        <w:t>a cave.</w:t>
+      </w:r>
+    </w:p>
+    <w:p>
+      <w:pPr>
+        <w:spacing w:after="120" w:line="259" w:lineRule="auto"/>
+        <w:ind w:left="10" w:right="407"/>
+      </w:pPr>
+      <w:r>
+        <w:t>She steps inside.</w:t>
+      </w:r>
+    </w:p>
+    <w:p>
+      <w:pPr>
+        <w:spacing w:after="120" w:line="259" w:lineRule="auto"/>
+        <w:ind w:left="10" w:right="407"/>
+      </w:pPr>
+      <w:r>
+        <w:t>Gold.</w:t>
+      </w:r>
+    </w:p>
+    <w:p>
+      <w:pPr>
+        <w:spacing w:after="120" w:line="259" w:lineRule="auto"/>
+        <w:ind w:left="10" w:right="407"/>
+      </w:pPr>
+      <w:r>
+        <w:t>A massive pile.</w:t>
+      </w:r>
+    </w:p>
+    <w:p>
+      <w:pPr>
+        <w:spacing w:after="120" w:line="259" w:lineRule="auto"/>
+        <w:ind w:left="10" w:right="407"/>
+      </w:pPr>
+      <w:r>
+        <w:t>On top—</w:t>
+      </w:r>
+    </w:p>
+    <w:p>
+      <w:pPr>
+        <w:spacing w:after="120" w:line="259" w:lineRule="auto"/>
+        <w:ind w:left="10" w:right="407"/>
+      </w:pPr>
+      <w:r>
+        <w:t>a dragon.</w:t>
+      </w:r>
+    </w:p>
+    <w:p>
+      <w:pPr>
+        <w:spacing w:after="120" w:line="259" w:lineRule="auto"/>
+        <w:ind w:left="10" w:right="407"/>
+      </w:pPr>
+      <w:r>
+        <w:t>Still.</w:t>
+      </w:r>
+    </w:p>
+    <w:p>
+      <w:pPr>
+        <w:spacing w:after="120" w:line="259" w:lineRule="auto"/>
+        <w:ind w:left="10" w:right="407"/>
+      </w:pPr>
+      <w:r>
+        <w:t>Breathing slowly.</w:t>
+      </w:r>
+    </w:p>
+    <w:p>
+      <w:pPr>
+        <w:spacing w:after="120" w:line="259" w:lineRule="auto"/>
+        <w:ind w:left="10" w:right="407"/>
+      </w:pPr>
+      <w:r>
+        <w:t>A step.</w:t>
+      </w:r>
+    </w:p>
+    <w:p>
+      <w:pPr>
+        <w:spacing w:after="120" w:line="259" w:lineRule="auto"/>
+        <w:ind w:left="10" w:right="407"/>
+      </w:pPr>
+      <w:r>
+        <w:t>Gold shifts.</w:t>
+      </w:r>
+    </w:p>
+    <w:p>
+      <w:pPr>
+        <w:spacing w:after="120" w:line="259" w:lineRule="auto"/>
+        <w:ind w:left="10" w:right="407"/>
+      </w:pPr>
+      <w:r>
+        <w:t>The dragon’s eyes open.</w:t>
+      </w:r>
+    </w:p>
+    <w:p>
+      <w:pPr>
+        <w:spacing w:after="120" w:line="259" w:lineRule="auto"/>
+        <w:ind w:left="10" w:right="407"/>
+      </w:pPr>
+      <w:r>
+        <w:t>It rises.</w:t>
+      </w:r>
+    </w:p>
+    <w:p>
+      <w:pPr>
+        <w:spacing w:after="120" w:line="259" w:lineRule="auto"/>
+        <w:ind w:left="10" w:right="407"/>
+        <w:jc w:val="center"/>
+      </w:pPr>
+      <w:r>
+        <w:lastRenderedPageBreak/>
+        <w:t>DRAGON</w:t>
+      </w:r>
+      <w:r>
+        <w:br/>
+        <w:t>You stepped in silence deep,</w:t>
+      </w:r>
+      <w:r>
+        <w:br/>
+        <w:t>Yet woke what does not sleep.</w:t>
+      </w:r>
+    </w:p>
+    <w:p>
+      <w:pPr>
+        <w:spacing w:after="120" w:line="259" w:lineRule="auto"/>
+        <w:ind w:left="10" w:right="407"/>
+        <w:jc w:val="center"/>
+      </w:pPr>
+      <w:r>
+        <w:t>(pause)</w:t>
+      </w:r>
+    </w:p>
+    <w:p>
+      <w:pPr>
+        <w:spacing w:after="120" w:line="259" w:lineRule="auto"/>
+        <w:ind w:left="10" w:right="407"/>
+        <w:jc w:val="center"/>
+      </w:pPr>
+      <w:r>
+        <w:t>Shall we fight or shall we dine,</w:t>
+      </w:r>
+      <w:r>
+        <w:br/>
+        <w:t>Wanderer—your choice or mine?</w:t>
+      </w:r>
+    </w:p>
+    <w:p>
+      <w:pPr>
+        <w:spacing w:after="120" w:line="259" w:lineRule="auto"/>
+        <w:ind w:left="10" w:right="407"/>
+      </w:pPr>
+      <w:r>
+        <w:t>It leans closer.</w:t>
+      </w:r>
+    </w:p>
+    <w:p>
+      <w:pPr>
+        <w:spacing w:after="120" w:line="259" w:lineRule="auto"/>
+        <w:ind w:left="10" w:right="407"/>
+        <w:jc w:val="center"/>
+      </w:pPr>
+      <w:r>
+        <w:t>DRAGON</w:t>
+      </w:r>
+      <w:r>
+        <w:br/>
+        <w:t>Not blade nor flame will see you through,</w:t>
+      </w:r>
+      <w:r>
+        <w:br/>
+        <w:t>But truth that lives inside of you.</w:t>
+      </w:r>
+    </w:p>
+    <w:p>
+      <w:pPr>
+        <w:spacing w:after="120" w:line="259" w:lineRule="auto"/>
+        <w:ind w:left="10" w:right="407"/>
+        <w:jc w:val="center"/>
+      </w:pPr>
+      <w:r>
+        <w:t>DRAGON</w:t>
+      </w:r>
+      <w:r>
+        <w:br/>
+        <w:t>Answer me, before you dare—</w:t>
+      </w:r>
+      <w:r>
+        <w:br/>
+        <w:t>What is hardest under the sun’s glare?</w:t>
+      </w:r>
+    </w:p>
+    <w:p>
+      <w:pPr>
+        <w:spacing w:after="120" w:line="259" w:lineRule="auto"/>
+        <w:ind w:left="10" w:right="407"/>
+        <w:jc w:val="center"/>
+      </w:pPr>
+      <w:r>
+        <w:t>DRAGON</w:t>
+      </w:r>
+      <w:r>
+        <w:br/>
+        <w:t>To be great is no wonder…</w:t>
+      </w:r>
+    </w:p>
+    <w:p>
+      <w:pPr>
+        <w:spacing w:after="120" w:line="259" w:lineRule="auto"/>
+        <w:ind w:left="10" w:right="407"/>
+        <w:jc w:val="center"/>
+      </w:pPr>
+      <w:r>
+        <w:t>(pause)</w:t>
+      </w:r>
+    </w:p>
+    <w:p>
+      <w:pPr>
+        <w:spacing w:after="120" w:line="259" w:lineRule="auto"/>
+        <w:ind w:left="10" w:right="407"/>
+      </w:pPr>
+      <w:r>
+        <w:t>But what comes after?</w:t>
+      </w:r>
+    </w:p>
+    <w:p>
+      <w:pPr>
+        <w:spacing w:after="120" w:line="259" w:lineRule="auto"/>
+        <w:ind w:left="10" w:right="407"/>
+      </w:pPr>
+      <w:r>
+        <w:t>PLAYER CHOICE</w:t>
+      </w:r>
+    </w:p>
+    <w:p>
+      <w:pPr>
+        <w:numPr>
+          <w:ilvl w:val="0"/>
+          <w:numId w:val="22"/>
+        </w:numPr>
+        <w:spacing w:after="120" w:line="259" w:lineRule="auto"/>
+        <w:ind w:right="407"/>
+      </w:pPr>
+      <w:r>
+        <w:t xml:space="preserve">To be strong is something great </w:t>
+      </w:r>
+    </w:p>
+    <w:p>
+      <w:pPr>
+        <w:numPr>
+          <w:ilvl w:val="0"/>
+          <w:numId w:val="22"/>
+        </w:numPr>
+        <w:spacing w:after="120" w:line="259" w:lineRule="auto"/>
+        <w:ind w:right="407"/>
+      </w:pPr>
+      <w:r>
+        <w:t xml:space="preserve">To be human—that is something great </w:t>
+      </w:r>
+    </w:p>
+    <w:p>
+      <w:pPr>
+        <w:numPr>
+          <w:ilvl w:val="0"/>
+          <w:numId w:val="22"/>
+        </w:numPr>
+        <w:spacing w:after="120" w:line="259" w:lineRule="auto"/>
+        <w:ind w:right="407"/>
+      </w:pPr>
+      <w:r>
+        <w:t xml:space="preserve">To be alive—that is something great </w:t>
+      </w:r>
+    </w:p>
+    <w:p>
+      <w:pPr>
+        <w:spacing w:after="120" w:line="259" w:lineRule="auto"/>
+        <w:ind w:left="10" w:right="407"/>
+      </w:pPr>
+      <w:r>
+        <w:t>(correct: 2)</w:t>
+      </w:r>
+    </w:p>
+    <w:p>
+      <w:pPr>
+        <w:spacing w:after="120" w:line="259" w:lineRule="auto"/>
+        <w:ind w:left="10" w:right="407"/>
+        <w:rPr>
+          <w:i/>
+          <w:iCs/>
+        </w:rPr>
+      </w:pPr>
+      <w:r>
+        <w:rPr>
+          <w:i/>
+          <w:iCs/>
+        </w:rPr>
+        <w:t>IF CORRECT:</w:t>
+      </w:r>
+    </w:p>
+    <w:p>
+      <w:pPr>
+        <w:spacing w:after="120" w:line="259" w:lineRule="auto"/>
+        <w:ind w:left="10" w:right="407"/>
+        <w:jc w:val="center"/>
+      </w:pPr>
+      <w:r>
+        <w:t>MAGDALENE</w:t>
+      </w:r>
+      <w:r>
+        <w:br/>
+        <w:t>To be human—that is something great.</w:t>
+      </w:r>
+    </w:p>
+    <w:p>
+      <w:pPr>
+        <w:spacing w:after="120" w:line="259" w:lineRule="auto"/>
+        <w:ind w:left="10" w:right="407"/>
+        <w:jc w:val="center"/>
+      </w:pPr>
+      <w:r>
+        <w:t>DRAGON</w:t>
+      </w:r>
+      <w:r>
+        <w:br/>
+        <w:t>Not gold has blinded you,</w:t>
+      </w:r>
+      <w:r>
+        <w:br/>
+        <w:t>Nor fear has conquered you.</w:t>
+      </w:r>
+    </w:p>
+    <w:p>
+      <w:pPr>
+        <w:spacing w:after="120" w:line="259" w:lineRule="auto"/>
+        <w:ind w:left="10" w:right="407"/>
+      </w:pPr>
+      <w:r>
+        <w:t>It steps aside.</w:t>
+      </w:r>
+    </w:p>
+    <w:p>
+      <w:pPr>
+        <w:spacing w:after="120" w:line="259" w:lineRule="auto"/>
+        <w:ind w:left="10" w:right="407"/>
+      </w:pPr>
+      <w:r>
+        <w:t>A faint light glows behind it.</w:t>
+      </w:r>
+    </w:p>
+    <w:p>
+      <w:pPr>
+        <w:spacing w:after="120" w:line="259" w:lineRule="auto"/>
+        <w:ind w:left="10" w:right="407"/>
+      </w:pPr>
+      <w:r>
+        <w:t>Magdalene looks ahead.</w:t>
+      </w:r>
+    </w:p>
+    <w:p>
+      <w:pPr>
+        <w:spacing w:after="120" w:line="259" w:lineRule="auto"/>
+        <w:ind w:left="10" w:right="407"/>
+        <w:jc w:val="center"/>
+      </w:pPr>
+      <w:r>
+        <w:t>MAGDALENE</w:t>
+      </w:r>
+      <w:r>
+        <w:br/>
+      </w:r>
+      <w:proofErr w:type="spellStart"/>
+      <w:r>
+        <w:t>Codru</w:t>
+      </w:r>
+      <w:proofErr w:type="spellEnd"/>
+      <w:r>
+        <w:t>…</w:t>
+      </w:r>
+    </w:p>
+    <w:p>
+      <w:pPr>
+        <w:spacing w:after="120" w:line="259" w:lineRule="auto"/>
+        <w:ind w:left="10" w:right="407"/>
+      </w:pPr>
+      <w:r>
+        <w:t>She moves forward.</w:t>
+      </w:r>
+    </w:p>
+    <w:p>
+      <w:pPr>
+        <w:spacing w:after="120" w:line="259" w:lineRule="auto"/>
+        <w:ind w:left="10" w:right="407"/>
+        <w:rPr>
+          <w:i/>
+          <w:iCs/>
+        </w:rPr>
+      </w:pPr>
+      <w:r>
+        <w:rPr>
+          <w:i/>
+          <w:iCs/>
+        </w:rPr>
+        <w:lastRenderedPageBreak/>
+        <w:t>IF WRONG:</w:t>
+      </w:r>
+    </w:p>
+    <w:p>
+      <w:pPr>
+        <w:spacing w:after="120" w:line="259" w:lineRule="auto"/>
+        <w:ind w:left="10" w:right="407"/>
+        <w:jc w:val="center"/>
+      </w:pPr>
+      <w:r>
+        <w:t>DRAGON</w:t>
+      </w:r>
+      <w:r>
+        <w:br/>
+        <w:t>Your words are not of light,</w:t>
+      </w:r>
+      <w:r>
+        <w:br/>
+        <w:t>But born of fear and blight.</w:t>
+      </w:r>
+    </w:p>
+    <w:p>
+      <w:pPr>
+        <w:spacing w:after="120" w:line="259" w:lineRule="auto"/>
+        <w:ind w:left="10" w:right="407"/>
+      </w:pPr>
+      <w:r>
+        <w:t>It strikes.</w:t>
+      </w:r>
+    </w:p>
+    <w:p>
+      <w:pPr>
+        <w:spacing w:after="120" w:line="259" w:lineRule="auto"/>
+        <w:ind w:left="10" w:right="407"/>
+      </w:pPr>
+      <w:r>
+        <w:t>Darkness.</w:t>
+      </w:r>
+    </w:p>
+    <w:p>
+      <w:pPr>
+        <w:spacing w:after="120" w:line="259" w:lineRule="auto"/>
+        <w:ind w:left="10" w:right="407"/>
+        <w:rPr>
+          <w:i/>
+          <w:iCs/>
+        </w:rPr>
+      </w:pPr>
+      <w:r>
+        <w:rPr>
+          <w:i/>
+          <w:iCs/>
+        </w:rPr>
+        <w:t>CHECKPOINT RESTART</w:t>
       </w:r>
     </w:p>
     <w:p>
@@ -7996,6 +8550,119 @@
     </w:lvl>
   </w:abstractNum>
   <w:abstractNum w:abstractNumId="15" w15:restartNumberingAfterBreak="0">
+    <w:nsid w:val="703D1BB6"/>
+    <w:multiLevelType w:val="multilevel"/>
+    <w:tmpl w:val="8A5098AE"/>
+    <w:lvl w:ilvl="0">
+      <w:start w:val="1"/>
+      <w:numFmt w:val="decimal"/>
+      <w:lvlText w:val="%1."/>
+      <w:lvlJc w:val="left"/>
+      <w:pPr>
+        <w:tabs>
+          <w:tab w:val="num" w:pos="720"/>
+        </w:tabs>
+        <w:ind w:left="720" w:hanging="360"/>
+      </w:pPr>
+    </w:lvl>
+    <w:lvl w:ilvl="1" w:tentative="1">
+      <w:start w:val="1"/>
+      <w:numFmt w:val="decimal"/>
+      <w:lvlText w:val="%2."/>
+      <w:lvlJc w:val="left"/>
+      <w:pPr>
+        <w:tabs>
+          <w:tab w:val="num" w:pos="1440"/>
+        </w:tabs>
+        <w:ind w:left="1440" w:hanging="360"/>
+      </w:pPr>
+    </w:lvl>
+    <w:lvl w:ilvl="2" w:tentative="1">
+      <w:start w:val="1"/>
+      <w:numFmt w:val="decimal"/>
+      <w:lvlText w:val="%3."/>
+      <w:lvlJc w:val="left"/>
+      <w:pPr>
+        <w:tabs>
+          <w:tab w:val="num" w:pos="2160"/>
+        </w:tabs>
+        <w:ind w:left="2160" w:hanging="360"/>
+      </w:pPr>
+    </w:lvl>
+    <w:lvl w:ilvl="3" w:tentative="1">
+      <w:start w:val="1"/>
+      <w:numFmt w:val="decimal"/>
+      <w:lvlText w:val="%4."/>
+      <w:lvlJc w:val="left"/>
+      <w:pPr>
+        <w:tabs>
+          <w:tab w:val="num" w:pos="2880"/>
+        </w:tabs>
+        <w:ind w:left="2880" w:hanging="360"/>
+      </w:pPr>
+    </w:lvl>
+    <w:lvl w:ilvl="4" w:tentative="1">
+      <w:start w:val="1"/>
+      <w:numFmt w:val="decimal"/>
+      <w:lvlText w:val="%5."/>
+      <w:lvlJc w:val="left"/>
+      <w:pPr>
+        <w:tabs>
+          <w:tab w:val="num" w:pos="3600"/>
+        </w:tabs>
+        <w:ind w:left="3600" w:hanging="360"/>
+      </w:pPr>
+    </w:lvl>
+    <w:lvl w:ilvl="5" w:tentative="1">
+      <w:start w:val="1"/>
+      <w:numFmt w:val="decimal"/>
+      <w:lvlText w:val="%6."/>
+      <w:lvlJc w:val="left"/>
+      <w:pPr>
+        <w:tabs>
+          <w:tab w:val="num" w:pos="4320"/>
+        </w:tabs>
+        <w:ind w:left="4320" w:hanging="360"/>
+      </w:pPr>
+    </w:lvl>
+    <w:lvl w:ilvl="6" w:tentative="1">
+      <w:start w:val="1"/>
+      <w:numFmt w:val="decimal"/>
+      <w:lvlText w:val="%7."/>
+      <w:lvlJc w:val="left"/>
+      <w:pPr>
+        <w:tabs>
+          <w:tab w:val="num" w:pos="5040"/>
+        </w:tabs>
+        <w:ind w:left="5040" w:hanging="360"/>
+      </w:pPr>
+    </w:lvl>
+    <w:lvl w:ilvl="7" w:tentative="1">
+      <w:start w:val="1"/>
+      <w:numFmt w:val="decimal"/>
+      <w:lvlText w:val="%8."/>
+      <w:lvlJc w:val="left"/>
+      <w:pPr>
+        <w:tabs>
+          <w:tab w:val="num" w:pos="5760"/>
+        </w:tabs>
+        <w:ind w:left="5760" w:hanging="360"/>
+      </w:pPr>
+    </w:lvl>
+    <w:lvl w:ilvl="8" w:tentative="1">
+      <w:start w:val="1"/>
+      <w:numFmt w:val="decimal"/>
+      <w:lvlText w:val="%9."/>
+      <w:lvlJc w:val="left"/>
+      <w:pPr>
+        <w:tabs>
+          <w:tab w:val="num" w:pos="6480"/>
+        </w:tabs>
+        <w:ind w:left="6480" w:hanging="360"/>
+      </w:pPr>
+    </w:lvl>
+  </w:abstractNum>
+  <w:abstractNum w:abstractNumId="16" w15:restartNumberingAfterBreak="0">
     <w:nsid w:val="72795CF3"/>
     <w:multiLevelType w:val="multilevel"/>
     <w:tmpl w:val="230CE164"/>
@@ -8144,7 +8811,7 @@
       </w:rPr>
     </w:lvl>
   </w:abstractNum>
-  <w:abstractNum w:abstractNumId="16" w15:restartNumberingAfterBreak="0">
+  <w:abstractNum w:abstractNumId="17" w15:restartNumberingAfterBreak="0">
     <w:nsid w:val="75B61D3C"/>
     <w:multiLevelType w:val="multilevel"/>
     <w:tmpl w:val="7D4ADF96"/>
@@ -8257,7 +8924,7 @@
       </w:pPr>
     </w:lvl>
   </w:abstractNum>
-  <w:abstractNum w:abstractNumId="17" w15:restartNumberingAfterBreak="0">
+  <w:abstractNum w:abstractNumId="18" w15:restartNumberingAfterBreak="0">
     <w:nsid w:val="7C4F403C"/>
     <w:multiLevelType w:val="multilevel"/>
     <w:tmpl w:val="E25EC28C"/>
@@ -8370,7 +9037,7 @@
       </w:pPr>
     </w:lvl>
   </w:abstractNum>
-  <w:abstractNum w:abstractNumId="18" w15:restartNumberingAfterBreak="0">
+  <w:abstractNum w:abstractNumId="19" w15:restartNumberingAfterBreak="0">
     <w:nsid w:val="7E310250"/>
     <w:multiLevelType w:val="multilevel"/>
     <w:tmpl w:val="D5D60CE0"/>
@@ -8483,7 +9150,7 @@
       </w:pPr>
     </w:lvl>
   </w:abstractNum>
-  <w:abstractNum w:abstractNumId="19" w15:restartNumberingAfterBreak="0">
+  <w:abstractNum w:abstractNumId="20" w15:restartNumberingAfterBreak="0">
     <w:nsid w:val="7EB713CC"/>
     <w:multiLevelType w:val="multilevel"/>
     <w:tmpl w:val="77323CBA"/>
@@ -8596,7 +9263,7 @@
       </w:pPr>
     </w:lvl>
   </w:abstractNum>
-  <w:abstractNum w:abstractNumId="20" w15:restartNumberingAfterBreak="0">
+  <w:abstractNum w:abstractNumId="21" w15:restartNumberingAfterBreak="0">
     <w:nsid w:val="7FD969CE"/>
     <w:multiLevelType w:val="multilevel"/>
     <w:tmpl w:val="9F6CA302"/>
@@ -8719,7 +9386,7 @@
     <w:abstractNumId w:val="3"/>
   </w:num>
   <w:num w:numId="4" w16cid:durableId="485711506">
-    <w:abstractNumId w:val="18"/>
+    <w:abstractNumId w:val="19"/>
   </w:num>
   <w:num w:numId="5" w16cid:durableId="1800416927">
     <w:abstractNumId w:val="11"/>
@@ -8731,7 +9398,7 @@
     <w:abstractNumId w:val="1"/>
   </w:num>
   <w:num w:numId="8" w16cid:durableId="865673755">
-    <w:abstractNumId w:val="15"/>
+    <w:abstractNumId w:val="16"/>
   </w:num>
   <w:num w:numId="9" w16cid:durableId="174082111">
     <w:abstractNumId w:val="4"/>
@@ -8740,7 +9407,7 @@
     <w:abstractNumId w:val="5"/>
   </w:num>
   <w:num w:numId="11" w16cid:durableId="209995917">
-    <w:abstractNumId w:val="19"/>
+    <w:abstractNumId w:val="20"/>
   </w:num>
   <w:num w:numId="12" w16cid:durableId="1142699632">
     <w:abstractNumId w:val="2"/>
@@ -8755,22 +9422,25 @@
     <w:abstractNumId w:val="6"/>
   </w:num>
   <w:num w:numId="16" w16cid:durableId="92365152">
-    <w:abstractNumId w:val="16"/>
+    <w:abstractNumId w:val="17"/>
   </w:num>
   <w:num w:numId="17" w16cid:durableId="1825782467">
     <w:abstractNumId w:val="14"/>
   </w:num>
   <w:num w:numId="18" w16cid:durableId="307129379">
-    <w:abstractNumId w:val="17"/>
+    <w:abstractNumId w:val="18"/>
   </w:num>
   <w:num w:numId="19" w16cid:durableId="79302763">
     <w:abstractNumId w:val="12"/>
   </w:num>
   <w:num w:numId="20" w16cid:durableId="143620226">
-    <w:abstractNumId w:val="20"/>
+    <w:abstractNumId w:val="21"/>
   </w:num>
   <w:num w:numId="21" w16cid:durableId="1786463842">
     <w:abstractNumId w:val="13"/>
+  </w:num>
+  <w:num w:numId="22" w16cid:durableId="2095784087">
+    <w:abstractNumId w:val="15"/>
   </w:num>
 </w:numbering>
 </file>

--- a/script/manuscript/Eves Ballad scriptact -.docx
+++ b/script/manuscript/Eves Ballad scriptact -.docx
@@ -4447,35 +4447,709 @@
         <w:spacing w:after="120" w:line="259" w:lineRule="auto"/>
         <w:ind w:left="10" w:right="407"/>
       </w:pPr>
-    </w:p>
-    <w:p>
-      <w:pPr>
-        <w:spacing w:after="120" w:line="259" w:lineRule="auto"/>
-        <w:ind w:left="10" w:right="407"/>
-      </w:pPr>
-      <w:r>
-        <w:t>Magdalena moves through the trees.</w:t>
-      </w:r>
-    </w:p>
-    <w:p>
-      <w:pPr>
-        <w:spacing w:after="120" w:line="259" w:lineRule="auto"/>
-        <w:ind w:left="10" w:right="407"/>
-      </w:pPr>
+      <w:r>
+        <w:t>Magdalene walks forward through the trees.</w:t>
+      </w:r>
+      <w:r>
+        <w:br/>
+      </w:r>
       <w:proofErr w:type="spellStart"/>
       <w:r>
         <w:t>Codru</w:t>
       </w:r>
       <w:proofErr w:type="spellEnd"/>
       <w:r>
-        <w:t xml:space="preserve"> stops suddenly.</w:t>
-      </w:r>
-    </w:p>
-    <w:p>
-      <w:pPr>
-        <w:spacing w:after="120" w:line="259" w:lineRule="auto"/>
-        <w:ind w:left="10" w:right="407"/>
-        <w:jc w:val="center"/>
+        <w:t xml:space="preserve"> suddenly stops.</w:t>
+      </w:r>
+    </w:p>
+    <w:p>
+      <w:pPr>
+        <w:spacing w:after="120" w:line="259" w:lineRule="auto"/>
+        <w:ind w:left="10" w:right="407"/>
+        <w:jc w:val="center"/>
+      </w:pPr>
+      <w:r>
+        <w:t>MAGDALENE</w:t>
+      </w:r>
+      <w:r>
+        <w:br/>
+      </w:r>
+      <w:proofErr w:type="spellStart"/>
+      <w:r>
+        <w:t>Codru</w:t>
+      </w:r>
+      <w:proofErr w:type="spellEnd"/>
+      <w:r>
+        <w:t>…?</w:t>
+      </w:r>
+    </w:p>
+    <w:p>
+      <w:pPr>
+        <w:spacing w:after="120" w:line="259" w:lineRule="auto"/>
+        <w:ind w:left="10" w:right="407"/>
+      </w:pPr>
+      <w:r>
+        <w:t>A rustle.</w:t>
+      </w:r>
+    </w:p>
+    <w:p>
+      <w:pPr>
+        <w:spacing w:after="120" w:line="259" w:lineRule="auto"/>
+        <w:ind w:left="10" w:right="407"/>
+      </w:pPr>
+      <w:r>
+        <w:t>A deer steps into the path.</w:t>
+      </w:r>
+      <w:r>
+        <w:br/>
+        <w:t>It does not run.</w:t>
+      </w:r>
+    </w:p>
+    <w:p>
+      <w:pPr>
+        <w:spacing w:after="120" w:line="259" w:lineRule="auto"/>
+        <w:ind w:left="10" w:right="407"/>
+      </w:pPr>
+      <w:r>
+        <w:t>Its eyes remain fixed on her. Too still.</w:t>
+      </w:r>
+    </w:p>
+    <w:p>
+      <w:pPr>
+        <w:spacing w:after="120" w:line="259" w:lineRule="auto"/>
+        <w:ind w:left="10" w:right="407"/>
+      </w:pPr>
+      <w:proofErr w:type="spellStart"/>
+      <w:r>
+        <w:t>Codru</w:t>
+      </w:r>
+      <w:proofErr w:type="spellEnd"/>
+      <w:r>
+        <w:t xml:space="preserve"> growls.</w:t>
+      </w:r>
+    </w:p>
+    <w:p>
+      <w:pPr>
+        <w:spacing w:after="120" w:line="259" w:lineRule="auto"/>
+        <w:ind w:left="10" w:right="407"/>
+      </w:pPr>
+      <w:r>
+        <w:t>Another appears.</w:t>
+      </w:r>
+      <w:r>
+        <w:br/>
+        <w:t>Then—wolves between the trees.</w:t>
+      </w:r>
+    </w:p>
+    <w:p>
+      <w:pPr>
+        <w:spacing w:after="120" w:line="259" w:lineRule="auto"/>
+        <w:ind w:left="10" w:right="407"/>
+      </w:pPr>
+      <w:r>
+        <w:t>Birds descend to the ground.</w:t>
+      </w:r>
+      <w:r>
+        <w:br/>
+        <w:t>They do not fly. They make no sound.</w:t>
+      </w:r>
+    </w:p>
+    <w:p>
+      <w:pPr>
+        <w:spacing w:after="120" w:line="259" w:lineRule="auto"/>
+        <w:ind w:left="10" w:right="407"/>
+      </w:pPr>
+      <w:r>
+        <w:t>A circle forms. Tight.</w:t>
+      </w:r>
+    </w:p>
+    <w:p>
+      <w:pPr>
+        <w:spacing w:after="120" w:line="259" w:lineRule="auto"/>
+        <w:ind w:left="10" w:right="407"/>
+        <w:jc w:val="center"/>
+      </w:pPr>
+      <w:r>
+        <w:t>MAGDALENE</w:t>
+      </w:r>
+      <w:r>
+        <w:br/>
+        <w:t>(tense)</w:t>
+      </w:r>
+      <w:r>
+        <w:br/>
+        <w:t>Don’t… come closer.</w:t>
+      </w:r>
+    </w:p>
+    <w:p>
+      <w:pPr>
+        <w:spacing w:after="120" w:line="259" w:lineRule="auto"/>
+        <w:ind w:left="10" w:right="407"/>
+      </w:pPr>
+      <w:r>
+        <w:t>The animals move forward.</w:t>
+      </w:r>
+    </w:p>
+    <w:p>
+      <w:pPr>
+        <w:spacing w:after="120" w:line="259" w:lineRule="auto"/>
+        <w:ind w:left="10" w:right="407"/>
+      </w:pPr>
+      <w:proofErr w:type="spellStart"/>
+      <w:r>
+        <w:t>Codru</w:t>
+      </w:r>
+      <w:proofErr w:type="spellEnd"/>
+      <w:r>
+        <w:t xml:space="preserve"> barks.</w:t>
+      </w:r>
+    </w:p>
+    <w:p>
+      <w:pPr>
+        <w:spacing w:after="120" w:line="259" w:lineRule="auto"/>
+        <w:ind w:left="10" w:right="407"/>
+      </w:pPr>
+      <w:r>
+        <w:t>Magdalene raises the flute.</w:t>
+      </w:r>
+    </w:p>
+    <w:p>
+      <w:pPr>
+        <w:spacing w:after="120" w:line="259" w:lineRule="auto"/>
+        <w:ind w:left="10" w:right="407"/>
+      </w:pPr>
+      <w:r>
+        <w:lastRenderedPageBreak/>
+        <w:t>PLAYER PROMPT</w:t>
+      </w:r>
+      <w:r>
+        <w:br/>
+      </w:r>
+      <w:r>
+        <w:t>[</w:t>
+      </w:r>
+      <w:r>
+        <w:t>Play the flute to calm the animals</w:t>
+      </w:r>
+      <w:r>
+        <w:br/>
+        <w:t xml:space="preserve">Adjust rhythm and tone to influence their </w:t>
+      </w:r>
+      <w:proofErr w:type="spellStart"/>
+      <w:r>
+        <w:t>behavior</w:t>
+      </w:r>
+      <w:proofErr w:type="spellEnd"/>
+      <w:r>
+        <w:t>]</w:t>
+      </w:r>
+    </w:p>
+    <w:p>
+      <w:pPr>
+        <w:spacing w:after="120" w:line="259" w:lineRule="auto"/>
+        <w:ind w:left="10" w:right="407"/>
+      </w:pPr>
+    </w:p>
+    <w:p>
+      <w:pPr>
+        <w:spacing w:after="120" w:line="259" w:lineRule="auto"/>
+        <w:ind w:left="10" w:right="407"/>
+      </w:pPr>
+      <w:r>
+        <w:t>The first note is uncertain.</w:t>
+      </w:r>
+    </w:p>
+    <w:p>
+      <w:pPr>
+        <w:spacing w:after="120" w:line="259" w:lineRule="auto"/>
+        <w:ind w:left="10" w:right="407"/>
+      </w:pPr>
+      <w:r>
+        <w:t>The animals do not stop.</w:t>
+      </w:r>
+    </w:p>
+    <w:p>
+      <w:pPr>
+        <w:spacing w:after="120" w:line="259" w:lineRule="auto"/>
+        <w:ind w:left="10" w:right="407"/>
+      </w:pPr>
+      <w:r>
+        <w:t>A wolf steps closer.</w:t>
+      </w:r>
+    </w:p>
+    <w:p>
+      <w:pPr>
+        <w:spacing w:after="120" w:line="259" w:lineRule="auto"/>
+        <w:ind w:left="10" w:right="407"/>
+      </w:pPr>
+      <w:r>
+        <w:t>Magdalene shifts the rhythm.</w:t>
+      </w:r>
+    </w:p>
+    <w:p>
+      <w:pPr>
+        <w:spacing w:after="120" w:line="259" w:lineRule="auto"/>
+        <w:ind w:left="10" w:right="407"/>
+      </w:pPr>
+      <w:r>
+        <w:t>The sound becomes clearer. Softer.</w:t>
+      </w:r>
+    </w:p>
+    <w:p>
+      <w:pPr>
+        <w:spacing w:after="120" w:line="259" w:lineRule="auto"/>
+        <w:ind w:left="10" w:right="407"/>
+      </w:pPr>
+      <w:r>
+        <w:t>The animals hesitate.</w:t>
+      </w:r>
+    </w:p>
+    <w:p>
+      <w:pPr>
+        <w:spacing w:after="120" w:line="259" w:lineRule="auto"/>
+        <w:ind w:left="10" w:right="407"/>
+      </w:pPr>
+    </w:p>
+    <w:p>
+      <w:pPr>
+        <w:spacing w:after="120" w:line="259" w:lineRule="auto"/>
+        <w:ind w:left="10" w:right="407"/>
+      </w:pPr>
+      <w:r>
+        <w:t>PLAYER ACTION</w:t>
+      </w:r>
+      <w:r>
+        <w:br/>
+      </w:r>
+      <w:r>
+        <w:t>[</w:t>
+      </w:r>
+      <w:r>
+        <w:t>Refine timing and maintain a steady melody</w:t>
+      </w:r>
+      <w:r>
+        <w:t>]</w:t>
+      </w:r>
+    </w:p>
+    <w:p>
+      <w:pPr>
+        <w:spacing w:after="120" w:line="259" w:lineRule="auto"/>
+        <w:ind w:left="10" w:right="407"/>
+      </w:pPr>
+    </w:p>
+    <w:p>
+      <w:pPr>
+        <w:spacing w:after="120" w:line="259" w:lineRule="auto"/>
+        <w:ind w:left="10" w:right="407"/>
+      </w:pPr>
+      <w:r>
+        <w:t>The melody settles.</w:t>
+      </w:r>
+    </w:p>
+    <w:p>
+      <w:pPr>
+        <w:spacing w:after="120" w:line="259" w:lineRule="auto"/>
+        <w:ind w:left="10" w:right="407"/>
+      </w:pPr>
+      <w:r>
+        <w:t>The animals stop.</w:t>
+      </w:r>
+    </w:p>
+    <w:p>
+      <w:pPr>
+        <w:spacing w:after="120" w:line="259" w:lineRule="auto"/>
+        <w:ind w:left="10" w:right="407"/>
+      </w:pPr>
+      <w:r>
+        <w:t>Their heads shift slightly—as if listening to something beyond the sound.</w:t>
+      </w:r>
+    </w:p>
+    <w:p>
+      <w:pPr>
+        <w:spacing w:after="120" w:line="259" w:lineRule="auto"/>
+        <w:ind w:left="10" w:right="407"/>
+      </w:pPr>
+      <w:r>
+        <w:t>Their eyes change.</w:t>
+      </w:r>
+    </w:p>
+    <w:p>
+      <w:pPr>
+        <w:spacing w:after="120" w:line="259" w:lineRule="auto"/>
+        <w:ind w:left="10" w:right="407"/>
+      </w:pPr>
+      <w:r>
+        <w:t>The deer opens its mouth.</w:t>
+      </w:r>
+    </w:p>
+    <w:p>
+      <w:pPr>
+        <w:spacing w:after="120" w:line="259" w:lineRule="auto"/>
+        <w:ind w:left="10" w:right="407"/>
+      </w:pPr>
+    </w:p>
+    <w:p>
+      <w:pPr>
+        <w:spacing w:after="120" w:line="259" w:lineRule="auto"/>
+        <w:ind w:left="10" w:right="407"/>
+        <w:jc w:val="center"/>
+      </w:pPr>
+      <w:r>
+        <w:t>VOICE (THROUGH THE DEER)</w:t>
+      </w:r>
+      <w:r>
+        <w:br/>
+        <w:t>The leaf does not fall first…</w:t>
+      </w:r>
+      <w:r>
+        <w:br/>
+        <w:t>the root is what breaks.</w:t>
+      </w:r>
+    </w:p>
+    <w:p>
+      <w:pPr>
+        <w:spacing w:after="120" w:line="259" w:lineRule="auto"/>
+        <w:ind w:left="10" w:right="407"/>
+        <w:jc w:val="center"/>
+      </w:pPr>
+    </w:p>
+    <w:p>
+      <w:pPr>
+        <w:spacing w:after="120" w:line="259" w:lineRule="auto"/>
+        <w:ind w:left="10" w:right="407"/>
+      </w:pPr>
+      <w:r>
+        <w:t>Magdalene falters for a moment.</w:t>
+      </w:r>
+    </w:p>
+    <w:p>
+      <w:pPr>
+        <w:spacing w:after="120" w:line="259" w:lineRule="auto"/>
+        <w:ind w:left="10" w:right="407"/>
+      </w:pPr>
+      <w:r>
+        <w:t>The circle tightens again.</w:t>
+      </w:r>
+    </w:p>
+    <w:p>
+      <w:pPr>
+        <w:spacing w:after="120" w:line="259" w:lineRule="auto"/>
+        <w:ind w:left="10" w:right="407"/>
+      </w:pPr>
+      <w:r>
+        <w:t>She continues playing.</w:t>
+      </w:r>
+    </w:p>
+    <w:p>
+      <w:pPr>
+        <w:spacing w:after="120" w:line="259" w:lineRule="auto"/>
+        <w:ind w:left="10" w:right="407"/>
+      </w:pPr>
+      <w:proofErr w:type="gramStart"/>
+      <w:r>
+        <w:t>More steady</w:t>
+      </w:r>
+      <w:proofErr w:type="gramEnd"/>
+      <w:r>
+        <w:t xml:space="preserve"> now.</w:t>
+      </w:r>
+    </w:p>
+    <w:p>
+      <w:pPr>
+        <w:spacing w:after="120" w:line="259" w:lineRule="auto"/>
+        <w:ind w:left="10" w:right="407"/>
+      </w:pPr>
+      <w:r>
+        <w:t>A wolf steps back.</w:t>
+      </w:r>
+    </w:p>
+    <w:p>
+      <w:pPr>
+        <w:spacing w:after="120" w:line="259" w:lineRule="auto"/>
+        <w:ind w:left="10" w:right="407"/>
+      </w:pPr>
+    </w:p>
+    <w:p>
+      <w:pPr>
+        <w:spacing w:after="120" w:line="259" w:lineRule="auto"/>
+        <w:ind w:left="10" w:right="407"/>
+        <w:jc w:val="center"/>
+      </w:pPr>
+      <w:r>
+        <w:lastRenderedPageBreak/>
+        <w:t>VOICE (THROUGH THE WOLF)</w:t>
+      </w:r>
+      <w:r>
+        <w:br/>
+        <w:t>One who breaks the forest’s peace…</w:t>
+      </w:r>
+      <w:r>
+        <w:br/>
+        <w:t>will not find the path again.</w:t>
+      </w:r>
+    </w:p>
+    <w:p>
+      <w:pPr>
+        <w:spacing w:after="120" w:line="259" w:lineRule="auto"/>
+        <w:ind w:left="10" w:right="407"/>
+        <w:jc w:val="center"/>
+      </w:pPr>
+    </w:p>
+    <w:p>
+      <w:pPr>
+        <w:spacing w:after="120" w:line="259" w:lineRule="auto"/>
+        <w:ind w:left="10" w:right="407"/>
+      </w:pPr>
+      <w:r>
+        <w:t>The birds lift their heads.</w:t>
+      </w:r>
+    </w:p>
+    <w:p>
+      <w:pPr>
+        <w:spacing w:after="120" w:line="259" w:lineRule="auto"/>
+        <w:ind w:left="10" w:right="407"/>
+      </w:pPr>
+    </w:p>
+    <w:p>
+      <w:pPr>
+        <w:spacing w:after="120" w:line="259" w:lineRule="auto"/>
+        <w:ind w:left="10" w:right="407"/>
+        <w:jc w:val="center"/>
+      </w:pPr>
+      <w:r>
+        <w:t>VOICE (THROUGH THE BIRDS)</w:t>
+      </w:r>
+      <w:r>
+        <w:br/>
+        <w:t>Not all that you cut is dead…</w:t>
+      </w:r>
+      <w:r>
+        <w:br/>
+        <w:t>and not all that falls is lifeless.</w:t>
+      </w:r>
+    </w:p>
+    <w:p>
+      <w:pPr>
+        <w:spacing w:after="120" w:line="259" w:lineRule="auto"/>
+        <w:ind w:left="10" w:right="407"/>
+        <w:jc w:val="center"/>
+      </w:pPr>
+    </w:p>
+    <w:p>
+      <w:pPr>
+        <w:spacing w:after="120" w:line="259" w:lineRule="auto"/>
+        <w:ind w:left="10" w:right="407"/>
+      </w:pPr>
+      <w:r>
+        <w:t>The melody becomes constant.</w:t>
+      </w:r>
+    </w:p>
+    <w:p>
+      <w:pPr>
+        <w:spacing w:after="120" w:line="259" w:lineRule="auto"/>
+        <w:ind w:left="10" w:right="407"/>
+      </w:pPr>
+    </w:p>
+    <w:p>
+      <w:pPr>
+        <w:spacing w:after="120" w:line="259" w:lineRule="auto"/>
+        <w:ind w:left="10" w:right="407"/>
+      </w:pPr>
+      <w:r>
+        <w:t>PLAYER ACTION</w:t>
+      </w:r>
+      <w:r>
+        <w:br/>
+      </w:r>
+      <w:r>
+        <w:t>[</w:t>
+      </w:r>
+      <w:r>
+        <w:t>Hold the melody to maintain control</w:t>
+      </w:r>
+      <w:r>
+        <w:t>]</w:t>
+      </w:r>
+    </w:p>
+    <w:p>
+      <w:pPr>
+        <w:spacing w:after="120" w:line="259" w:lineRule="auto"/>
+        <w:ind w:left="10" w:right="407"/>
+      </w:pPr>
+    </w:p>
+    <w:p>
+      <w:pPr>
+        <w:spacing w:after="120" w:line="259" w:lineRule="auto"/>
+        <w:ind w:left="10" w:right="407"/>
+      </w:pPr>
+      <w:r>
+        <w:t>The animals begin to retreat.</w:t>
+      </w:r>
+    </w:p>
+    <w:p>
+      <w:pPr>
+        <w:spacing w:after="120" w:line="259" w:lineRule="auto"/>
+        <w:ind w:left="10" w:right="407"/>
+      </w:pPr>
+      <w:r>
+        <w:t>Slowly.</w:t>
+      </w:r>
+    </w:p>
+    <w:p>
+      <w:pPr>
+        <w:spacing w:after="120" w:line="259" w:lineRule="auto"/>
+        <w:ind w:left="10" w:right="407"/>
+      </w:pPr>
+      <w:r>
+        <w:t>But the voice continues.</w:t>
+      </w:r>
+    </w:p>
+    <w:p>
+      <w:pPr>
+        <w:spacing w:after="120" w:line="259" w:lineRule="auto"/>
+        <w:ind w:left="10" w:right="407"/>
+      </w:pPr>
+    </w:p>
+    <w:p>
+      <w:pPr>
+        <w:spacing w:after="120" w:line="259" w:lineRule="auto"/>
+        <w:ind w:left="10" w:right="407"/>
+        <w:jc w:val="center"/>
+      </w:pPr>
+      <w:r>
+        <w:t>VOICE (WHISPERING, EVERYWHERE)</w:t>
+      </w:r>
+      <w:r>
+        <w:br/>
+        <w:t>What you have undone will not mend easily…</w:t>
+      </w:r>
+      <w:r>
+        <w:br/>
+        <w:t>and what you woke… does not forget.</w:t>
+      </w:r>
+    </w:p>
+    <w:p>
+      <w:pPr>
+        <w:spacing w:after="120" w:line="259" w:lineRule="auto"/>
+        <w:ind w:left="10" w:right="407"/>
+        <w:jc w:val="center"/>
+      </w:pPr>
+    </w:p>
+    <w:p>
+      <w:pPr>
+        <w:spacing w:after="120" w:line="259" w:lineRule="auto"/>
+        <w:ind w:left="10" w:right="407"/>
+      </w:pPr>
+      <w:r>
+        <w:t>The last wolf remains. Watching her.</w:t>
+      </w:r>
+    </w:p>
+    <w:p>
+      <w:pPr>
+        <w:spacing w:after="120" w:line="259" w:lineRule="auto"/>
+        <w:ind w:left="10" w:right="407"/>
+      </w:pPr>
+    </w:p>
+    <w:p>
+      <w:pPr>
+        <w:spacing w:after="120" w:line="259" w:lineRule="auto"/>
+        <w:ind w:left="10" w:right="407"/>
+        <w:jc w:val="center"/>
+      </w:pPr>
+      <w:r>
+        <w:t>VOICE (LOW, THROUGH THE WOLF)</w:t>
+      </w:r>
+      <w:r>
+        <w:br/>
+        <w:t>You will remember.</w:t>
+      </w:r>
+    </w:p>
+    <w:p>
+      <w:pPr>
+        <w:spacing w:after="120" w:line="259" w:lineRule="auto"/>
+        <w:ind w:left="10" w:right="407"/>
+        <w:jc w:val="center"/>
+      </w:pPr>
+    </w:p>
+    <w:p>
+      <w:pPr>
+        <w:spacing w:after="120" w:line="259" w:lineRule="auto"/>
+        <w:ind w:left="10" w:right="407"/>
+      </w:pPr>
+      <w:r>
+        <w:t>Magdalene holds the note.</w:t>
+      </w:r>
+    </w:p>
+    <w:p>
+      <w:pPr>
+        <w:spacing w:after="120" w:line="259" w:lineRule="auto"/>
+        <w:ind w:left="10" w:right="407"/>
+      </w:pPr>
+      <w:r>
+        <w:t>The wolf turns and disappears into the trees.</w:t>
+      </w:r>
+    </w:p>
+    <w:p>
+      <w:pPr>
+        <w:spacing w:after="120" w:line="259" w:lineRule="auto"/>
+        <w:ind w:left="10" w:right="407"/>
+      </w:pPr>
+      <w:r>
+        <w:t>Silence.</w:t>
+      </w:r>
+    </w:p>
+    <w:p>
+      <w:pPr>
+        <w:spacing w:after="120" w:line="259" w:lineRule="auto"/>
+        <w:ind w:left="10" w:right="407"/>
+      </w:pPr>
+      <w:proofErr w:type="spellStart"/>
+      <w:r>
+        <w:t>Codru</w:t>
+      </w:r>
+      <w:proofErr w:type="spellEnd"/>
+      <w:r>
+        <w:t xml:space="preserve"> returns to her side.</w:t>
+      </w:r>
+    </w:p>
+    <w:p>
+      <w:pPr>
+        <w:spacing w:after="120" w:line="259" w:lineRule="auto"/>
+        <w:ind w:left="10" w:right="407"/>
+        <w:jc w:val="center"/>
+      </w:pPr>
+      <w:r>
+        <w:lastRenderedPageBreak/>
+        <w:t>MAGDALENE</w:t>
+      </w:r>
+      <w:r>
+        <w:br/>
+        <w:t>(whisper)</w:t>
+      </w:r>
+      <w:r>
+        <w:br/>
+        <w:t>…who spoke?</w:t>
+      </w:r>
+    </w:p>
+    <w:p>
+      <w:pPr>
+        <w:spacing w:after="120" w:line="259" w:lineRule="auto"/>
+        <w:ind w:left="10" w:right="407"/>
+      </w:pPr>
+      <w:r>
+        <w:t>The forest does not answer.</w:t>
+      </w:r>
+    </w:p>
+    <w:p>
+      <w:pPr>
+        <w:spacing w:after="120" w:line="259" w:lineRule="auto"/>
+        <w:ind w:left="10" w:right="407"/>
+      </w:pPr>
+    </w:p>
+    <w:p>
+      <w:pPr>
+        <w:spacing w:after="120" w:line="259" w:lineRule="auto"/>
+        <w:ind w:left="10" w:right="407"/>
       </w:pPr>
     </w:p>
     <w:p>
@@ -4489,6 +5163,137 @@
       </w:r>
       <w:r>
         <w:br/>
+        <w:t>(whisper)</w:t>
+      </w:r>
+      <w:r>
+        <w:br/>
+        <w:t>…it wasn’t like this before.</w:t>
+      </w:r>
+    </w:p>
+    <w:p>
+      <w:pPr>
+        <w:spacing w:after="120" w:line="259" w:lineRule="auto"/>
+        <w:ind w:left="10" w:right="407"/>
+      </w:pPr>
+    </w:p>
+    <w:p>
+      <w:pPr>
+        <w:spacing w:after="120" w:line="259" w:lineRule="auto"/>
+        <w:ind w:left="10" w:right="407"/>
+        <w:jc w:val="center"/>
+      </w:pPr>
+      <w:r>
+        <w:t>15</w:t>
+      </w:r>
+      <w:r>
+        <w:t>.</w:t>
+      </w:r>
+    </w:p>
+    <w:p>
+      <w:pPr>
+        <w:spacing w:after="120" w:line="259" w:lineRule="auto"/>
+        <w:ind w:left="10" w:right="407"/>
+      </w:pPr>
+      <w:r>
+        <w:t>EXT. HIDDEN GLADE – LATER</w:t>
+      </w:r>
+    </w:p>
+    <w:p>
+      <w:pPr>
+        <w:spacing w:after="120" w:line="259" w:lineRule="auto"/>
+        <w:ind w:left="10" w:right="407"/>
+      </w:pPr>
+    </w:p>
+    <w:p>
+      <w:pPr>
+        <w:spacing w:after="120" w:line="259" w:lineRule="auto"/>
+        <w:ind w:left="10" w:right="407"/>
+      </w:pPr>
+      <w:r>
+        <w:t>A round glade.</w:t>
+      </w:r>
+    </w:p>
+    <w:p>
+      <w:pPr>
+        <w:spacing w:after="120" w:line="259" w:lineRule="auto"/>
+        <w:ind w:left="10" w:right="407"/>
+      </w:pPr>
+      <w:r>
+        <w:t>Deep silence.</w:t>
+      </w:r>
+    </w:p>
+    <w:p>
+      <w:pPr>
+        <w:spacing w:after="120" w:line="259" w:lineRule="auto"/>
+        <w:ind w:left="10" w:right="407"/>
+      </w:pPr>
+      <w:r>
+        <w:t xml:space="preserve">An old woman </w:t>
+      </w:r>
+      <w:r>
+        <w:t>sits on a tree stump.</w:t>
+      </w:r>
+    </w:p>
+    <w:p>
+      <w:pPr>
+        <w:spacing w:after="120" w:line="259" w:lineRule="auto"/>
+        <w:ind w:left="10" w:right="407"/>
+      </w:pPr>
+    </w:p>
+    <w:p>
+      <w:pPr>
+        <w:spacing w:after="120" w:line="259" w:lineRule="auto"/>
+        <w:ind w:left="10" w:right="407"/>
+        <w:jc w:val="center"/>
+      </w:pPr>
+      <w:r>
+        <w:t>MAGDALENA</w:t>
+      </w:r>
+      <w:r>
+        <w:br/>
+        <w:t>Hello.</w:t>
+      </w:r>
+    </w:p>
+    <w:p>
+      <w:pPr>
+        <w:spacing w:after="120" w:line="259" w:lineRule="auto"/>
+        <w:ind w:left="10" w:right="407"/>
+        <w:jc w:val="center"/>
+      </w:pPr>
+    </w:p>
+    <w:p>
+      <w:pPr>
+        <w:spacing w:after="120" w:line="259" w:lineRule="auto"/>
+        <w:ind w:left="10" w:right="407"/>
+        <w:jc w:val="center"/>
+      </w:pPr>
+      <w:r>
+        <w:t>SAINT SUNDAY</w:t>
+      </w:r>
+      <w:r>
+        <w:br/>
+        <w:t>You cut what you shouldn’t.</w:t>
+      </w:r>
+    </w:p>
+    <w:p>
+      <w:pPr>
+        <w:spacing w:after="120" w:line="259" w:lineRule="auto"/>
+        <w:ind w:left="10" w:right="407"/>
+        <w:jc w:val="center"/>
+      </w:pPr>
+    </w:p>
+    <w:p>
+      <w:pPr>
+        <w:spacing w:after="120" w:line="259" w:lineRule="auto"/>
+        <w:ind w:left="10" w:right="407"/>
+        <w:jc w:val="center"/>
+      </w:pPr>
+      <w:r>
+        <w:t>MAGDALENA</w:t>
+      </w:r>
+      <w:r>
+        <w:br/>
+        <w:t xml:space="preserve">I just wanted to get </w:t>
       </w:r>
       <w:proofErr w:type="spellStart"/>
       <w:r>
@@ -4496,146 +5301,67 @@
       </w:r>
       <w:proofErr w:type="spellEnd"/>
       <w:r>
-        <w:t>…?</w:t>
-      </w:r>
-    </w:p>
-    <w:p>
-      <w:pPr>
-        <w:spacing w:after="120" w:line="259" w:lineRule="auto"/>
-        <w:ind w:left="10" w:right="407"/>
-      </w:pPr>
-      <w:r>
-        <w:t>A rustle.</w:t>
-      </w:r>
-    </w:p>
-    <w:p>
-      <w:pPr>
-        <w:spacing w:after="120" w:line="259" w:lineRule="auto"/>
-        <w:ind w:left="10" w:right="407"/>
-      </w:pPr>
-      <w:r>
-        <w:t>A deer steps onto the path.</w:t>
-      </w:r>
-    </w:p>
-    <w:p>
-      <w:pPr>
-        <w:spacing w:after="120" w:line="259" w:lineRule="auto"/>
-        <w:ind w:left="10" w:right="407"/>
-      </w:pPr>
-      <w:r>
-        <w:t>It stops.</w:t>
-      </w:r>
-    </w:p>
-    <w:p>
-      <w:pPr>
-        <w:spacing w:after="120" w:line="259" w:lineRule="auto"/>
-        <w:ind w:left="10" w:right="407"/>
-      </w:pPr>
-      <w:r>
-        <w:t>Doesn’t run.</w:t>
-      </w:r>
-    </w:p>
-    <w:p>
-      <w:pPr>
-        <w:spacing w:after="120" w:line="259" w:lineRule="auto"/>
-        <w:ind w:left="10" w:right="407"/>
-      </w:pPr>
-      <w:r>
-        <w:t>Its eyes remain fixed on her.</w:t>
-      </w:r>
-    </w:p>
-    <w:p>
-      <w:pPr>
-        <w:spacing w:after="120" w:line="259" w:lineRule="auto"/>
-        <w:ind w:left="10" w:right="407"/>
-      </w:pPr>
-      <w:proofErr w:type="spellStart"/>
-      <w:r>
-        <w:t>Codru</w:t>
-      </w:r>
-      <w:proofErr w:type="spellEnd"/>
-      <w:r>
-        <w:t xml:space="preserve"> growls.</w:t>
-      </w:r>
-    </w:p>
-    <w:p>
-      <w:pPr>
-        <w:spacing w:after="120" w:line="259" w:lineRule="auto"/>
-        <w:ind w:left="10" w:right="407"/>
-      </w:pPr>
-      <w:r>
-        <w:t>Another one appears.</w:t>
-      </w:r>
-    </w:p>
-    <w:p>
-      <w:pPr>
-        <w:spacing w:after="120" w:line="259" w:lineRule="auto"/>
-        <w:ind w:left="10" w:right="407"/>
-      </w:pPr>
-      <w:r>
-        <w:t>Then—</w:t>
-      </w:r>
-    </w:p>
-    <w:p>
-      <w:pPr>
-        <w:spacing w:after="120" w:line="259" w:lineRule="auto"/>
-        <w:ind w:left="10" w:right="407"/>
-      </w:pPr>
-      <w:proofErr w:type="gramStart"/>
-      <w:r>
-        <w:t xml:space="preserve">Wolves </w:t>
-      </w:r>
-      <w:r>
-        <w:t>,</w:t>
-      </w:r>
-      <w:proofErr w:type="gramEnd"/>
-      <w:r>
-        <w:t xml:space="preserve"> between the trees.</w:t>
-      </w:r>
-    </w:p>
-    <w:p>
-      <w:pPr>
-        <w:spacing w:after="120" w:line="259" w:lineRule="auto"/>
-        <w:ind w:left="10" w:right="407"/>
-      </w:pPr>
-      <w:r>
-        <w:t>Birds descend to the ground.</w:t>
-      </w:r>
-    </w:p>
-    <w:p>
-      <w:pPr>
-        <w:spacing w:after="120" w:line="259" w:lineRule="auto"/>
-        <w:ind w:left="10" w:right="407"/>
-      </w:pPr>
-      <w:r>
-        <w:t>Silent.</w:t>
-      </w:r>
-    </w:p>
-    <w:p>
-      <w:pPr>
-        <w:spacing w:after="120" w:line="259" w:lineRule="auto"/>
-        <w:ind w:left="10" w:right="407"/>
-      </w:pPr>
-      <w:r>
-        <w:t>A circle forms.</w:t>
-      </w:r>
-    </w:p>
-    <w:p>
-      <w:pPr>
-        <w:spacing w:after="120" w:line="259" w:lineRule="auto"/>
-        <w:ind w:left="10" w:right="407"/>
-      </w:pPr>
-      <w:r>
-        <w:t>Slowly.</w:t>
-      </w:r>
-    </w:p>
-    <w:p>
-      <w:pPr>
-        <w:spacing w:after="120" w:line="259" w:lineRule="auto"/>
-        <w:ind w:left="10" w:right="407"/>
-      </w:pPr>
-      <w:r>
-        <w:t>Tightly.</w:t>
+        <w:t xml:space="preserve"> out.</w:t>
+      </w:r>
+    </w:p>
+    <w:p>
+      <w:pPr>
+        <w:spacing w:after="120" w:line="259" w:lineRule="auto"/>
+        <w:ind w:left="10" w:right="407"/>
+        <w:jc w:val="center"/>
+      </w:pPr>
+    </w:p>
+    <w:p>
+      <w:pPr>
+        <w:spacing w:after="120" w:line="259" w:lineRule="auto"/>
+        <w:ind w:left="10" w:right="407"/>
+        <w:jc w:val="center"/>
+      </w:pPr>
+      <w:r>
+        <w:t>SAINT SUNDAY</w:t>
+      </w:r>
+      <w:r>
+        <w:br/>
+        <w:t>And you unleashed what you don’t understand.</w:t>
+      </w:r>
+    </w:p>
+    <w:p>
+      <w:pPr>
+        <w:spacing w:after="120" w:line="259" w:lineRule="auto"/>
+        <w:ind w:left="10" w:right="407"/>
+        <w:jc w:val="center"/>
+      </w:pPr>
+      <w:r>
+        <w:t>(pause)</w:t>
+      </w:r>
+    </w:p>
+    <w:p>
+      <w:pPr>
+        <w:spacing w:after="120" w:line="259" w:lineRule="auto"/>
+        <w:ind w:left="10" w:right="407"/>
+      </w:pPr>
+      <w:r>
+        <w:t>She looks at the flute.</w:t>
+      </w:r>
+    </w:p>
+    <w:p>
+      <w:pPr>
+        <w:spacing w:after="120" w:line="259" w:lineRule="auto"/>
+        <w:ind w:left="10" w:right="407"/>
+      </w:pPr>
+    </w:p>
+    <w:p>
+      <w:pPr>
+        <w:spacing w:after="120" w:line="259" w:lineRule="auto"/>
+        <w:ind w:left="10" w:right="407"/>
+        <w:jc w:val="center"/>
+      </w:pPr>
+      <w:r>
+        <w:t>SAINT SUNDAY</w:t>
+      </w:r>
+      <w:r>
+        <w:br/>
+        <w:t>This is what you’re fighting with.</w:t>
       </w:r>
     </w:p>
     <w:p>
@@ -4646,322 +5372,28 @@
       </w:pPr>
       <w:r>
         <w:lastRenderedPageBreak/>
+        <w:t>But it doesn’t listen.</w:t>
+      </w:r>
+    </w:p>
+    <w:p>
+      <w:pPr>
+        <w:spacing w:after="120" w:line="259" w:lineRule="auto"/>
+        <w:ind w:left="10" w:right="407"/>
+        <w:jc w:val="center"/>
+      </w:pPr>
+    </w:p>
+    <w:p>
+      <w:pPr>
+        <w:spacing w:after="120" w:line="259" w:lineRule="auto"/>
+        <w:ind w:left="10" w:right="407"/>
+        <w:jc w:val="center"/>
+      </w:pPr>
+      <w:r>
         <w:t>MAGDALENA</w:t>
       </w:r>
       <w:r>
         <w:br/>
-        <w:t>(softly)</w:t>
-      </w:r>
-      <w:r>
-        <w:br/>
-        <w:t>No… stay.</w:t>
-      </w:r>
-    </w:p>
-    <w:p>
-      <w:pPr>
-        <w:spacing w:after="120" w:line="259" w:lineRule="auto"/>
-        <w:ind w:left="10" w:right="407"/>
-      </w:pPr>
-      <w:r>
-        <w:t xml:space="preserve">The </w:t>
-      </w:r>
-      <w:proofErr w:type="gramStart"/>
-      <w:r>
-        <w:t>animals</w:t>
-      </w:r>
-      <w:proofErr w:type="gramEnd"/>
-      <w:r>
-        <w:t xml:space="preserve"> advance.</w:t>
-      </w:r>
-    </w:p>
-    <w:p>
-      <w:pPr>
-        <w:spacing w:after="120" w:line="259" w:lineRule="auto"/>
-        <w:ind w:left="10" w:right="407"/>
-      </w:pPr>
-      <w:proofErr w:type="spellStart"/>
-      <w:r>
-        <w:t>Codru</w:t>
-      </w:r>
-      <w:proofErr w:type="spellEnd"/>
-      <w:r>
-        <w:t xml:space="preserve"> barks.</w:t>
-      </w:r>
-    </w:p>
-    <w:p>
-      <w:pPr>
-        <w:spacing w:after="120" w:line="259" w:lineRule="auto"/>
-        <w:ind w:left="10" w:right="407"/>
-      </w:pPr>
-      <w:r>
-        <w:t>Magdalena lifts her flute.</w:t>
-      </w:r>
-    </w:p>
-    <w:p>
-      <w:pPr>
-        <w:spacing w:after="120" w:line="259" w:lineRule="auto"/>
-        <w:ind w:left="10" w:right="407"/>
-      </w:pPr>
-      <w:r>
-        <w:t>She hesitates for a moment.</w:t>
-      </w:r>
-    </w:p>
-    <w:p>
-      <w:pPr>
-        <w:spacing w:after="120" w:line="259" w:lineRule="auto"/>
-        <w:ind w:left="10" w:right="407"/>
-      </w:pPr>
-      <w:r>
-        <w:t>Looks at them.</w:t>
-      </w:r>
-    </w:p>
-    <w:p>
-      <w:pPr>
-        <w:spacing w:after="120" w:line="259" w:lineRule="auto"/>
-        <w:ind w:left="10" w:right="407"/>
-      </w:pPr>
-    </w:p>
-    <w:p>
-      <w:pPr>
-        <w:spacing w:after="120" w:line="259" w:lineRule="auto"/>
-        <w:ind w:left="10" w:right="407"/>
-        <w:jc w:val="center"/>
-      </w:pPr>
-      <w:r>
-        <w:t>MAGDALENA</w:t>
-      </w:r>
-      <w:r>
-        <w:br/>
-        <w:t>(gently)</w:t>
-      </w:r>
-      <w:r>
-        <w:br/>
-        <w:t>Back…</w:t>
-      </w:r>
-    </w:p>
-    <w:p>
-      <w:pPr>
-        <w:spacing w:after="120" w:line="259" w:lineRule="auto"/>
-        <w:ind w:left="10" w:right="407"/>
-      </w:pPr>
-      <w:r>
-        <w:t>She plays.</w:t>
-      </w:r>
-    </w:p>
-    <w:p>
-      <w:pPr>
-        <w:spacing w:after="120" w:line="259" w:lineRule="auto"/>
-        <w:ind w:left="10" w:right="407"/>
-      </w:pPr>
-      <w:r>
-        <w:t>The sound is calm.</w:t>
-      </w:r>
-    </w:p>
-    <w:p>
-      <w:pPr>
-        <w:spacing w:after="120" w:line="259" w:lineRule="auto"/>
-        <w:ind w:left="10" w:right="407"/>
-      </w:pPr>
-      <w:r>
-        <w:t>Round.</w:t>
-      </w:r>
-    </w:p>
-    <w:p>
-      <w:pPr>
-        <w:spacing w:after="120" w:line="259" w:lineRule="auto"/>
-        <w:ind w:left="10" w:right="407"/>
-      </w:pPr>
-      <w:r>
-        <w:t>The animals stop.</w:t>
-      </w:r>
-    </w:p>
-    <w:p>
-      <w:pPr>
-        <w:spacing w:after="120" w:line="259" w:lineRule="auto"/>
-        <w:ind w:left="10" w:right="407"/>
-      </w:pPr>
-      <w:r>
-        <w:t>Their heads lower slowly.</w:t>
-      </w:r>
-    </w:p>
-    <w:p>
-      <w:pPr>
-        <w:spacing w:after="120" w:line="259" w:lineRule="auto"/>
-        <w:ind w:left="10" w:right="407"/>
-      </w:pPr>
-      <w:r>
-        <w:t>The song continues.</w:t>
-      </w:r>
-    </w:p>
-    <w:p>
-      <w:pPr>
-        <w:spacing w:after="120" w:line="259" w:lineRule="auto"/>
-        <w:ind w:left="10" w:right="407"/>
-      </w:pPr>
-      <w:r>
-        <w:t>The circle begins to break.</w:t>
-      </w:r>
-    </w:p>
-    <w:p>
-      <w:pPr>
-        <w:spacing w:after="120" w:line="259" w:lineRule="auto"/>
-        <w:ind w:left="10" w:right="407"/>
-      </w:pPr>
-      <w:r>
-        <w:t>A wolf takes a step back.</w:t>
-      </w:r>
-    </w:p>
-    <w:p>
-      <w:pPr>
-        <w:spacing w:after="120" w:line="259" w:lineRule="auto"/>
-        <w:ind w:left="10" w:right="407"/>
-      </w:pPr>
-      <w:r>
-        <w:t>Then another.</w:t>
-      </w:r>
-    </w:p>
-    <w:p>
-      <w:pPr>
-        <w:spacing w:after="120" w:line="259" w:lineRule="auto"/>
-        <w:ind w:left="10" w:right="407"/>
-      </w:pPr>
-      <w:r>
-        <w:t>The deer turns first.</w:t>
-      </w:r>
-    </w:p>
-    <w:p>
-      <w:pPr>
-        <w:spacing w:after="120" w:line="259" w:lineRule="auto"/>
-        <w:ind w:left="10" w:right="407"/>
-      </w:pPr>
-      <w:r>
-        <w:t>All retreat.</w:t>
-      </w:r>
-    </w:p>
-    <w:p>
-      <w:pPr>
-        <w:spacing w:after="120" w:line="259" w:lineRule="auto"/>
-        <w:ind w:left="10" w:right="407"/>
-      </w:pPr>
-      <w:r>
-        <w:t>Silence returns.</w:t>
-      </w:r>
-    </w:p>
-    <w:p>
-      <w:pPr>
-        <w:spacing w:after="120" w:line="259" w:lineRule="auto"/>
-        <w:ind w:left="10" w:right="407"/>
-      </w:pPr>
-      <w:proofErr w:type="spellStart"/>
-      <w:r>
-        <w:t>Codru</w:t>
-      </w:r>
-      <w:proofErr w:type="spellEnd"/>
-      <w:r>
-        <w:t xml:space="preserve"> approaches.</w:t>
-      </w:r>
-    </w:p>
-    <w:p>
-      <w:pPr>
-        <w:spacing w:after="120" w:line="259" w:lineRule="auto"/>
-        <w:ind w:left="10" w:right="407"/>
-        <w:jc w:val="center"/>
-      </w:pPr>
-      <w:r>
-        <w:t>MAGDALENA</w:t>
-      </w:r>
-      <w:r>
-        <w:br/>
-        <w:t>(whisper)</w:t>
-      </w:r>
-      <w:r>
-        <w:br/>
-        <w:t>…it wasn’t like this before.</w:t>
-      </w:r>
-    </w:p>
-    <w:p>
-      <w:pPr>
-        <w:spacing w:after="120" w:line="259" w:lineRule="auto"/>
-        <w:ind w:left="10" w:right="407"/>
-      </w:pPr>
-    </w:p>
-    <w:p>
-      <w:pPr>
-        <w:spacing w:after="120" w:line="259" w:lineRule="auto"/>
-        <w:ind w:left="10" w:right="407"/>
-        <w:jc w:val="center"/>
-      </w:pPr>
-      <w:r>
-        <w:t>15</w:t>
-      </w:r>
-      <w:r>
-        <w:t>.</w:t>
-      </w:r>
-    </w:p>
-    <w:p>
-      <w:pPr>
-        <w:spacing w:after="120" w:line="259" w:lineRule="auto"/>
-        <w:ind w:left="10" w:right="407"/>
-      </w:pPr>
-      <w:r>
-        <w:t>EXT. HIDDEN GLADE – LATER</w:t>
-      </w:r>
-    </w:p>
-    <w:p>
-      <w:pPr>
-        <w:spacing w:after="120" w:line="259" w:lineRule="auto"/>
-        <w:ind w:left="10" w:right="407"/>
-      </w:pPr>
-    </w:p>
-    <w:p>
-      <w:pPr>
-        <w:spacing w:after="120" w:line="259" w:lineRule="auto"/>
-        <w:ind w:left="10" w:right="407"/>
-      </w:pPr>
-      <w:r>
-        <w:lastRenderedPageBreak/>
-        <w:t>A round glade.</w:t>
-      </w:r>
-    </w:p>
-    <w:p>
-      <w:pPr>
-        <w:spacing w:after="120" w:line="259" w:lineRule="auto"/>
-        <w:ind w:left="10" w:right="407"/>
-      </w:pPr>
-      <w:r>
-        <w:t>Deep silence.</w:t>
-      </w:r>
-    </w:p>
-    <w:p>
-      <w:pPr>
-        <w:spacing w:after="120" w:line="259" w:lineRule="auto"/>
-        <w:ind w:left="10" w:right="407"/>
-      </w:pPr>
-      <w:r>
-        <w:t xml:space="preserve">An old woman </w:t>
-      </w:r>
-      <w:r>
-        <w:t>sits on a tree stump.</w:t>
-      </w:r>
-    </w:p>
-    <w:p>
-      <w:pPr>
-        <w:spacing w:after="120" w:line="259" w:lineRule="auto"/>
-        <w:ind w:left="10" w:right="407"/>
-      </w:pPr>
-    </w:p>
-    <w:p>
-      <w:pPr>
-        <w:spacing w:after="120" w:line="259" w:lineRule="auto"/>
-        <w:ind w:left="10" w:right="407"/>
-        <w:jc w:val="center"/>
-      </w:pPr>
-      <w:r>
-        <w:t>MAGDALENA</w:t>
-      </w:r>
-      <w:r>
-        <w:br/>
-        <w:t>Hello.</w:t>
+        <w:t>Then what am I missing?</w:t>
       </w:r>
     </w:p>
     <w:p>
@@ -4982,36 +5414,17 @@
       </w:r>
       <w:r>
         <w:br/>
-        <w:t>You cut what you shouldn’t.</w:t>
-      </w:r>
-    </w:p>
-    <w:p>
-      <w:pPr>
-        <w:spacing w:after="120" w:line="259" w:lineRule="auto"/>
-        <w:ind w:left="10" w:right="407"/>
-        <w:jc w:val="center"/>
-      </w:pPr>
-    </w:p>
-    <w:p>
-      <w:pPr>
-        <w:spacing w:after="120" w:line="259" w:lineRule="auto"/>
-        <w:ind w:left="10" w:right="407"/>
-        <w:jc w:val="center"/>
-      </w:pPr>
-      <w:r>
-        <w:t>MAGDALENA</w:t>
-      </w:r>
-      <w:r>
-        <w:br/>
-        <w:t xml:space="preserve">I just wanted to get </w:t>
-      </w:r>
-      <w:proofErr w:type="spellStart"/>
-      <w:r>
-        <w:t>Codru</w:t>
-      </w:r>
-      <w:proofErr w:type="spellEnd"/>
-      <w:r>
-        <w:t xml:space="preserve"> out.</w:t>
+        <w:t>Light.</w:t>
+      </w:r>
+    </w:p>
+    <w:p>
+      <w:pPr>
+        <w:spacing w:after="120" w:line="259" w:lineRule="auto"/>
+        <w:ind w:left="10" w:right="407"/>
+        <w:jc w:val="center"/>
+      </w:pPr>
+      <w:r>
+        <w:t>(short pause)</w:t>
       </w:r>
     </w:p>
     <w:p>
@@ -5032,128 +5445,6 @@
       </w:r>
       <w:r>
         <w:br/>
-        <w:t>And you unleashed what you don’t understand.</w:t>
-      </w:r>
-    </w:p>
-    <w:p>
-      <w:pPr>
-        <w:spacing w:after="120" w:line="259" w:lineRule="auto"/>
-        <w:ind w:left="10" w:right="407"/>
-        <w:jc w:val="center"/>
-      </w:pPr>
-      <w:r>
-        <w:t>(pause)</w:t>
-      </w:r>
-    </w:p>
-    <w:p>
-      <w:pPr>
-        <w:spacing w:after="120" w:line="259" w:lineRule="auto"/>
-        <w:ind w:left="10" w:right="407"/>
-      </w:pPr>
-      <w:r>
-        <w:t>She looks at the flute.</w:t>
-      </w:r>
-    </w:p>
-    <w:p>
-      <w:pPr>
-        <w:spacing w:after="120" w:line="259" w:lineRule="auto"/>
-        <w:ind w:left="10" w:right="407"/>
-      </w:pPr>
-    </w:p>
-    <w:p>
-      <w:pPr>
-        <w:spacing w:after="120" w:line="259" w:lineRule="auto"/>
-        <w:ind w:left="10" w:right="407"/>
-        <w:jc w:val="center"/>
-      </w:pPr>
-      <w:r>
-        <w:t>SAINT SUNDAY</w:t>
-      </w:r>
-      <w:r>
-        <w:br/>
-        <w:t>This is what you’re fighting with.</w:t>
-      </w:r>
-    </w:p>
-    <w:p>
-      <w:pPr>
-        <w:spacing w:after="120" w:line="259" w:lineRule="auto"/>
-        <w:ind w:left="10" w:right="407"/>
-        <w:jc w:val="center"/>
-      </w:pPr>
-      <w:r>
-        <w:t>But it doesn’t listen.</w:t>
-      </w:r>
-    </w:p>
-    <w:p>
-      <w:pPr>
-        <w:spacing w:after="120" w:line="259" w:lineRule="auto"/>
-        <w:ind w:left="10" w:right="407"/>
-        <w:jc w:val="center"/>
-      </w:pPr>
-    </w:p>
-    <w:p>
-      <w:pPr>
-        <w:spacing w:after="120" w:line="259" w:lineRule="auto"/>
-        <w:ind w:left="10" w:right="407"/>
-        <w:jc w:val="center"/>
-      </w:pPr>
-      <w:r>
-        <w:t>MAGDALENA</w:t>
-      </w:r>
-      <w:r>
-        <w:br/>
-        <w:t>Then what am I missing?</w:t>
-      </w:r>
-    </w:p>
-    <w:p>
-      <w:pPr>
-        <w:spacing w:after="120" w:line="259" w:lineRule="auto"/>
-        <w:ind w:left="10" w:right="407"/>
-        <w:jc w:val="center"/>
-      </w:pPr>
-    </w:p>
-    <w:p>
-      <w:pPr>
-        <w:spacing w:after="120" w:line="259" w:lineRule="auto"/>
-        <w:ind w:left="10" w:right="407"/>
-        <w:jc w:val="center"/>
-      </w:pPr>
-      <w:r>
-        <w:t>SAINT SUNDAY</w:t>
-      </w:r>
-      <w:r>
-        <w:br/>
-        <w:t>Light.</w:t>
-      </w:r>
-    </w:p>
-    <w:p>
-      <w:pPr>
-        <w:spacing w:after="120" w:line="259" w:lineRule="auto"/>
-        <w:ind w:left="10" w:right="407"/>
-        <w:jc w:val="center"/>
-      </w:pPr>
-      <w:r>
-        <w:t>(short pause)</w:t>
-      </w:r>
-    </w:p>
-    <w:p>
-      <w:pPr>
-        <w:spacing w:after="120" w:line="259" w:lineRule="auto"/>
-        <w:ind w:left="10" w:right="407"/>
-        <w:jc w:val="center"/>
-      </w:pPr>
-    </w:p>
-    <w:p>
-      <w:pPr>
-        <w:spacing w:after="120" w:line="259" w:lineRule="auto"/>
-        <w:ind w:left="10" w:right="407"/>
-        <w:jc w:val="center"/>
-      </w:pPr>
-      <w:r>
-        <w:t>SAINT SUNDAY</w:t>
-      </w:r>
-      <w:r>
-        <w:br/>
         <w:t>Bring me a ray of sun.</w:t>
       </w:r>
     </w:p>
@@ -5171,7 +5462,6 @@
         <w:jc w:val="center"/>
       </w:pPr>
       <w:r>
-        <w:lastRenderedPageBreak/>
         <w:t>MAGDALENA</w:t>
       </w:r>
       <w:r>
@@ -5369,6 +5659,7 @@
         <w:jc w:val="center"/>
       </w:pPr>
       <w:r>
+        <w:lastRenderedPageBreak/>
         <w:t>MAGDALENA</w:t>
       </w:r>
       <w:r>
@@ -5464,7 +5755,6 @@
         <w:ind w:left="10" w:right="407"/>
       </w:pPr>
       <w:r>
-        <w:lastRenderedPageBreak/>
         <w:t>Soaked.</w:t>
       </w:r>
     </w:p>
@@ -5630,6 +5920,7 @@
         <w:jc w:val="center"/>
       </w:pPr>
       <w:r>
+        <w:lastRenderedPageBreak/>
         <w:t>MAGDALENA</w:t>
       </w:r>
       <w:r>
@@ -5717,7 +6008,6 @@
         <w:jc w:val="center"/>
       </w:pPr>
       <w:r>
-        <w:lastRenderedPageBreak/>
         <w:t>MAN</w:t>
       </w:r>
       <w:r>
@@ -5900,6 +6190,7 @@
         <w:ind w:left="10" w:right="407"/>
       </w:pPr>
       <w:r>
+        <w:lastRenderedPageBreak/>
         <w:t>Pressured.</w:t>
       </w:r>
     </w:p>
@@ -5999,174 +6290,174 @@
         <w:ind w:left="10" w:right="407"/>
       </w:pPr>
       <w:r>
+        <w:t>Silence cuts through the storm for a moment.</w:t>
+      </w:r>
+    </w:p>
+    <w:p>
+      <w:pPr>
+        <w:spacing w:after="120" w:line="259" w:lineRule="auto"/>
+        <w:ind w:left="10" w:right="407"/>
+      </w:pPr>
+      <w:r>
+        <w:t>The man stops.</w:t>
+      </w:r>
+    </w:p>
+    <w:p>
+      <w:pPr>
+        <w:spacing w:after="120" w:line="259" w:lineRule="auto"/>
+        <w:ind w:left="10" w:right="407"/>
+      </w:pPr>
+      <w:r>
+        <w:t>Looks at her.</w:t>
+      </w:r>
+    </w:p>
+    <w:p>
+      <w:pPr>
+        <w:spacing w:after="120" w:line="259" w:lineRule="auto"/>
+        <w:ind w:left="10" w:right="407"/>
+        <w:jc w:val="center"/>
+      </w:pPr>
+      <w:r>
+        <w:t>MAN</w:t>
+      </w:r>
+      <w:r>
+        <w:br/>
+        <w:t>Being great is no wonder.</w:t>
+      </w:r>
+      <w:r>
+        <w:br/>
+        <w:t>Being human is a great thing.</w:t>
+      </w:r>
+    </w:p>
+    <w:p>
+      <w:pPr>
+        <w:spacing w:after="120" w:line="259" w:lineRule="auto"/>
+        <w:ind w:left="10" w:right="407"/>
+      </w:pPr>
+      <w:r>
+        <w:t>Lightning.</w:t>
+      </w:r>
+    </w:p>
+    <w:p>
+      <w:pPr>
+        <w:spacing w:after="120" w:line="259" w:lineRule="auto"/>
+        <w:ind w:left="10" w:right="407"/>
+      </w:pPr>
+      <w:r>
+        <w:t>He disappears.</w:t>
+      </w:r>
+    </w:p>
+    <w:p>
+      <w:pPr>
+        <w:spacing w:after="120" w:line="259" w:lineRule="auto"/>
+        <w:ind w:left="10" w:right="407"/>
+      </w:pPr>
+      <w:r>
+        <w:t>Magdalene pauses, staring at the fading light.</w:t>
+      </w:r>
+    </w:p>
+    <w:p>
+      <w:pPr>
+        <w:spacing w:after="120" w:line="259" w:lineRule="auto"/>
+        <w:ind w:left="10" w:right="407"/>
+        <w:jc w:val="center"/>
+      </w:pPr>
+      <w:r>
+        <w:t>MAGDALENE</w:t>
+      </w:r>
+      <w:r>
+        <w:br/>
+        <w:t>No… not safe.</w:t>
+      </w:r>
+    </w:p>
+    <w:p>
+      <w:pPr>
+        <w:spacing w:after="120" w:line="259" w:lineRule="auto"/>
+        <w:ind w:left="10" w:right="407"/>
+      </w:pPr>
+      <w:r>
+        <w:t>She turns back.</w:t>
+      </w:r>
+    </w:p>
+    <w:p>
+      <w:pPr>
+        <w:spacing w:after="120" w:line="259" w:lineRule="auto"/>
+        <w:ind w:left="10" w:right="407"/>
+      </w:pPr>
+      <w:r>
+        <w:t>Returns to the fork.</w:t>
+      </w:r>
+    </w:p>
+    <w:p>
+      <w:pPr>
+        <w:spacing w:after="120" w:line="259" w:lineRule="auto"/>
+        <w:ind w:left="10" w:right="407"/>
+      </w:pPr>
+      <w:r>
+        <w:t>This time, she takes the left path.</w:t>
+      </w:r>
+    </w:p>
+    <w:p>
+      <w:pPr>
+        <w:spacing w:after="120" w:line="259" w:lineRule="auto"/>
+        <w:ind w:left="10" w:right="407"/>
+      </w:pPr>
+      <w:r>
+        <w:t>The forest thins.</w:t>
+      </w:r>
+    </w:p>
+    <w:p>
+      <w:pPr>
+        <w:spacing w:after="120" w:line="259" w:lineRule="auto"/>
+        <w:ind w:left="10" w:right="407"/>
+      </w:pPr>
+      <w:r>
+        <w:t>The ground rises.</w:t>
+      </w:r>
+    </w:p>
+    <w:p>
+      <w:pPr>
+        <w:spacing w:after="120" w:line="259" w:lineRule="auto"/>
+        <w:ind w:left="10" w:right="407"/>
+      </w:pPr>
+      <w:r>
+        <w:t>Stone replaces soil.</w:t>
+      </w:r>
+    </w:p>
+    <w:p>
+      <w:pPr>
+        <w:spacing w:after="120" w:line="259" w:lineRule="auto"/>
+        <w:ind w:left="10" w:right="407"/>
+      </w:pPr>
+      <w:r>
+        <w:t>Ahead—</w:t>
+      </w:r>
+    </w:p>
+    <w:p>
+      <w:pPr>
+        <w:spacing w:after="120" w:line="259" w:lineRule="auto"/>
+        <w:ind w:left="10" w:right="407"/>
+      </w:pPr>
+      <w:r>
+        <w:t>a cave.</w:t>
+      </w:r>
+    </w:p>
+    <w:p>
+      <w:pPr>
+        <w:spacing w:after="120" w:line="259" w:lineRule="auto"/>
+        <w:ind w:left="10" w:right="407"/>
+      </w:pPr>
+      <w:r>
+        <w:t>She steps inside.</w:t>
+      </w:r>
+    </w:p>
+    <w:p>
+      <w:pPr>
+        <w:spacing w:after="120" w:line="259" w:lineRule="auto"/>
+        <w:ind w:left="10" w:right="407"/>
+      </w:pPr>
+      <w:r>
         <w:lastRenderedPageBreak/>
-        <w:t>Silence cuts through the storm for a moment.</w:t>
-      </w:r>
-    </w:p>
-    <w:p>
-      <w:pPr>
-        <w:spacing w:after="120" w:line="259" w:lineRule="auto"/>
-        <w:ind w:left="10" w:right="407"/>
-      </w:pPr>
-      <w:r>
-        <w:t>The man stops.</w:t>
-      </w:r>
-    </w:p>
-    <w:p>
-      <w:pPr>
-        <w:spacing w:after="120" w:line="259" w:lineRule="auto"/>
-        <w:ind w:left="10" w:right="407"/>
-      </w:pPr>
-      <w:r>
-        <w:t>Looks at her.</w:t>
-      </w:r>
-    </w:p>
-    <w:p>
-      <w:pPr>
-        <w:spacing w:after="120" w:line="259" w:lineRule="auto"/>
-        <w:ind w:left="10" w:right="407"/>
-        <w:jc w:val="center"/>
-      </w:pPr>
-      <w:r>
-        <w:t>MAN</w:t>
-      </w:r>
-      <w:r>
-        <w:br/>
-        <w:t>Being great is no wonder.</w:t>
-      </w:r>
-      <w:r>
-        <w:br/>
-        <w:t>Being human is a great thing.</w:t>
-      </w:r>
-    </w:p>
-    <w:p>
-      <w:pPr>
-        <w:spacing w:after="120" w:line="259" w:lineRule="auto"/>
-        <w:ind w:left="10" w:right="407"/>
-      </w:pPr>
-      <w:r>
-        <w:t>Lightning.</w:t>
-      </w:r>
-    </w:p>
-    <w:p>
-      <w:pPr>
-        <w:spacing w:after="120" w:line="259" w:lineRule="auto"/>
-        <w:ind w:left="10" w:right="407"/>
-      </w:pPr>
-      <w:r>
-        <w:t>He disappears.</w:t>
-      </w:r>
-    </w:p>
-    <w:p>
-      <w:pPr>
-        <w:spacing w:after="120" w:line="259" w:lineRule="auto"/>
-        <w:ind w:left="10" w:right="407"/>
-      </w:pPr>
-      <w:r>
-        <w:t>Magdalene pauses, staring at the fading light.</w:t>
-      </w:r>
-    </w:p>
-    <w:p>
-      <w:pPr>
-        <w:spacing w:after="120" w:line="259" w:lineRule="auto"/>
-        <w:ind w:left="10" w:right="407"/>
-        <w:jc w:val="center"/>
-      </w:pPr>
-      <w:r>
-        <w:t>MAGDALENE</w:t>
-      </w:r>
-      <w:r>
-        <w:br/>
-        <w:t>No… not safe.</w:t>
-      </w:r>
-    </w:p>
-    <w:p>
-      <w:pPr>
-        <w:spacing w:after="120" w:line="259" w:lineRule="auto"/>
-        <w:ind w:left="10" w:right="407"/>
-      </w:pPr>
-      <w:r>
-        <w:t>She turns back.</w:t>
-      </w:r>
-    </w:p>
-    <w:p>
-      <w:pPr>
-        <w:spacing w:after="120" w:line="259" w:lineRule="auto"/>
-        <w:ind w:left="10" w:right="407"/>
-      </w:pPr>
-      <w:r>
-        <w:t>Returns to the fork.</w:t>
-      </w:r>
-    </w:p>
-    <w:p>
-      <w:pPr>
-        <w:spacing w:after="120" w:line="259" w:lineRule="auto"/>
-        <w:ind w:left="10" w:right="407"/>
-      </w:pPr>
-      <w:r>
-        <w:t>This time, she takes the left path.</w:t>
-      </w:r>
-    </w:p>
-    <w:p>
-      <w:pPr>
-        <w:spacing w:after="120" w:line="259" w:lineRule="auto"/>
-        <w:ind w:left="10" w:right="407"/>
-      </w:pPr>
-      <w:r>
-        <w:t>The forest thins.</w:t>
-      </w:r>
-    </w:p>
-    <w:p>
-      <w:pPr>
-        <w:spacing w:after="120" w:line="259" w:lineRule="auto"/>
-        <w:ind w:left="10" w:right="407"/>
-      </w:pPr>
-      <w:r>
-        <w:t>The ground rises.</w:t>
-      </w:r>
-    </w:p>
-    <w:p>
-      <w:pPr>
-        <w:spacing w:after="120" w:line="259" w:lineRule="auto"/>
-        <w:ind w:left="10" w:right="407"/>
-      </w:pPr>
-      <w:r>
-        <w:t>Stone replaces soil.</w:t>
-      </w:r>
-    </w:p>
-    <w:p>
-      <w:pPr>
-        <w:spacing w:after="120" w:line="259" w:lineRule="auto"/>
-        <w:ind w:left="10" w:right="407"/>
-      </w:pPr>
-      <w:r>
-        <w:t>Ahead—</w:t>
-      </w:r>
-    </w:p>
-    <w:p>
-      <w:pPr>
-        <w:spacing w:after="120" w:line="259" w:lineRule="auto"/>
-        <w:ind w:left="10" w:right="407"/>
-      </w:pPr>
-      <w:r>
-        <w:t>a cave.</w:t>
-      </w:r>
-    </w:p>
-    <w:p>
-      <w:pPr>
-        <w:spacing w:after="120" w:line="259" w:lineRule="auto"/>
-        <w:ind w:left="10" w:right="407"/>
-      </w:pPr>
-      <w:r>
-        <w:t>She steps inside.</w:t>
-      </w:r>
-    </w:p>
-    <w:p>
-      <w:pPr>
-        <w:spacing w:after="120" w:line="259" w:lineRule="auto"/>
-        <w:ind w:left="10" w:right="407"/>
-      </w:pPr>
-      <w:r>
         <w:t>Gold.</w:t>
       </w:r>
     </w:p>
@@ -6258,7 +6549,6 @@
         <w:jc w:val="center"/>
       </w:pPr>
       <w:r>
-        <w:lastRenderedPageBreak/>
         <w:t>DRAGON</w:t>
       </w:r>
       <w:r>
@@ -6453,6 +6743,7 @@
         <w:jc w:val="center"/>
       </w:pPr>
       <w:r>
+        <w:lastRenderedPageBreak/>
         <w:t>MAGDALENE</w:t>
       </w:r>
       <w:r>
@@ -6549,7 +6840,6 @@
           <w:i/>
           <w:iCs/>
         </w:rPr>
-        <w:lastRenderedPageBreak/>
         <w:t>IF WRONG:</w:t>
       </w:r>
     </w:p>
